--- a/examples/Manuscrito-editorial.docx
+++ b/examples/Manuscrito-editorial.docx
@@ -27,12 +27,12 @@
     </w:p>
     <w:p>
       <w:r>
-        <w:t>Você não treina amanhã nem nos três dias seguintes.</w:t>
+        <w:t>Você não trabalha amanhã nem nos três dias seguintes.</w:t>
       </w:r>
     </w:p>
     <w:p>
       <w:r>
-        <w:t>O jogador está suspenso por três dias.</w:t>
+        <w:t>O técnico está afastado por três dias.</w:t>
       </w:r>
     </w:p>
     <w:p>
